--- a/review/F8-修订稿v12-再压缩版.docx
+++ b/review/F8-修订稿v12-再压缩版.docx
@@ -12689,7 +12689,7 @@
           <w:sz w:val="20"/>
           <w:szCs w:val="20"/>
         </w:rPr>
-        <w:t>时期经济高质量发展的若干问题研究[J].财贸经济,2025(12).</w:t>
+        <w:t>时期经济高质量发展的若干问题研究[J].财贸经济,2025(12):5-24.</w:t>
       </w:r>
     </w:p>
     <w:p>
@@ -12745,7 +12745,7 @@
           <w:sz w:val="20"/>
           <w:szCs w:val="20"/>
         </w:rPr>
-        <w:t>[3] 楼俊超,余郑霁.西藏现代化发展的现实基础、主要挑战与路径选择[J].西藏大学学报(社会科学版),2024(4).</w:t>
+        <w:t>[3] 楼俊超,余郑霁.西藏现代化发展的现实基础、主要挑战与路径选择[J].西藏大学学报(社会科学版),2024(4):143-148.</w:t>
       </w:r>
     </w:p>
     <w:p>
@@ -12758,7 +12758,7 @@
           <w:sz w:val="20"/>
           <w:szCs w:val="20"/>
         </w:rPr>
-        <w:t>[4] 陈宗荣.深刻理解新时代党的治藏方略的世界观和方法论意蕴[J].中国藏学,2023(1).</w:t>
+        <w:t>[4] 陈宗荣.深刻理解新时代党的治藏方略的世界观和方法论意蕴[J].中国藏学,2023(1):1-8,210.</w:t>
       </w:r>
     </w:p>
     <w:p>
@@ -12799,7 +12799,7 @@
           <w:sz w:val="20"/>
           <w:szCs w:val="20"/>
         </w:rPr>
-        <w:t>[6] 郑堆.用文化自信凝人心聚合力　以中国式现代化生动实践推动西藏长治久安和高质量发展[J].中国藏学,2023(1).</w:t>
+        <w:t>[6] 郑堆.用文化自信凝人心聚合力　以中国式现代化生动实践推动西藏长治久安和高质量发展[J].中国藏学,2023(1):9-15,210.</w:t>
       </w:r>
     </w:p>
     <w:p>
@@ -12933,7 +12933,7 @@
           <w:sz w:val="20"/>
           <w:szCs w:val="20"/>
         </w:rPr>
-        <w:t>建设研究[J].西藏大学学报(社会科学版),2024(2).</w:t>
+        <w:t>建设研究[J].西藏大学学报(社会科学版),2024(2):186-191.</w:t>
       </w:r>
     </w:p>
     <w:p>
@@ -12946,7 +12946,7 @@
           <w:sz w:val="20"/>
           <w:szCs w:val="20"/>
         </w:rPr>
-        <w:t>[15] 徐伍达,久毛措.西藏推动高原经济高质量发展研究[J].西藏研究,2023(6).</w:t>
+        <w:t>[15] 徐伍达,久毛措.西藏推动高原经济高质量发展研究[J].西藏研究,2023(6):114-127,156.</w:t>
       </w:r>
     </w:p>
     <w:p>
@@ -12974,7 +12974,7 @@
           <w:sz w:val="20"/>
           <w:szCs w:val="20"/>
         </w:rPr>
-        <w:t>以西藏、广西和云南为例[J].南宁师范大学学报(自然科学版),2025(2).</w:t>
+        <w:t>以西藏、广西和云南为例[J].南宁师范大学学报(自然科学版),2025(2):13-22.</w:t>
       </w:r>
     </w:p>
     <w:p>
@@ -12987,7 +12987,7 @@
           <w:sz w:val="20"/>
           <w:szCs w:val="20"/>
         </w:rPr>
-        <w:t>[17] 鲁万波,贾光宁.西藏经济高质量发展指标体系构建与测度[J].西藏大学学报(社会科学版),2022(3).</w:t>
+        <w:t>[17] 鲁万波,贾光宁.西藏经济高质量发展指标体系构建与测度[J].西藏大学学报(社会科学版),2022(3):172-181.</w:t>
       </w:r>
     </w:p>
     <w:p>
@@ -13000,7 +13000,7 @@
           <w:sz w:val="20"/>
           <w:szCs w:val="20"/>
         </w:rPr>
-        <w:t>[18] 席蒙蒙.西藏经济高质量发展水平测度研究[J].青海民族研究,2023(3).</w:t>
+        <w:t>[18] 席蒙蒙.西藏经济高质量发展水平测度研究[J].青海民族研究,2023(3):107-115.</w:t>
       </w:r>
     </w:p>
     <w:p>
@@ -13013,7 +13013,7 @@
           <w:sz w:val="20"/>
           <w:szCs w:val="20"/>
         </w:rPr>
-        <w:t>[19] 冯思童.西藏高质量发展评估指标的耦合效应及灰色关联分析[J].商业经济研究,2025(8).</w:t>
+        <w:t>[19] 冯思童.西藏高质量发展评估指标的耦合效应及灰色关联分析[J].商业经济研究,2025(8):184-188.</w:t>
       </w:r>
     </w:p>
     <w:p>
@@ -13052,7 +13052,7 @@
           <w:sz w:val="20"/>
           <w:szCs w:val="20"/>
         </w:rPr>
-        <w:t>[22] 赵晓鸿.西藏经济发展与生态安全的冲突及对策[J].西南民族大学学报(人文社科版),2006(10).</w:t>
+        <w:t>[22] 赵晓鸿.西藏经济发展与生态安全的冲突及对策[J].西南民族大学学报(人文社科版),2006(10):34-37.</w:t>
       </w:r>
     </w:p>
     <w:p>
@@ -13136,7 +13136,7 @@
           <w:sz w:val="20"/>
           <w:szCs w:val="20"/>
         </w:rPr>
-        <w:t>以青藏高原县域单元为例[J].北京师范大学学报(自然科学版),2022(2).</w:t>
+        <w:t>以青藏高原县域单元为例[J].北京师范大学学报(自然科学版),2022(2):328-336.</w:t>
       </w:r>
     </w:p>
     <w:p>
@@ -13253,7 +13253,7 @@
           <w:sz w:val="20"/>
           <w:szCs w:val="20"/>
         </w:rPr>
-        <w:t>[34] 陈爱东,李国平,陈泓宇.西藏地理势能优势转化为开发优势的机制设计及路径选择研究[J].西藏发展论坛,2025(6).</w:t>
+        <w:t>[34] 陈爱东,李国平,陈泓宇.西藏地理势能优势转化为开发优势的机制设计及路径选择研究[J].西藏发展论坛,2025(6):52-57.</w:t>
       </w:r>
     </w:p>
     <w:p>
@@ -13281,7 +13281,7 @@
           <w:sz w:val="20"/>
           <w:szCs w:val="20"/>
         </w:rPr>
-        <w:t>以《规划》在西藏农牧社区的实施为例[J].西藏大学学报(社会科学版),2024(1).</w:t>
+        <w:t>以《规划》在西藏农牧社区的实施为例[J].西藏大学学报(社会科学版),2024(1):158-166.</w:t>
       </w:r>
     </w:p>
     <w:p>
@@ -13339,7 +13339,7 @@
           <w:sz w:val="20"/>
           <w:szCs w:val="20"/>
         </w:rPr>
-        <w:t>以国家安全体系制度、能力、建设和塑形的叠合为中心[J].西藏大学学报(社会科学版),2024(1).</w:t>
+        <w:t>以国家安全体系制度、能力、建设和塑形的叠合为中心[J].西藏大学学报(社会科学版),2024(1):175-186.</w:t>
       </w:r>
     </w:p>
     <w:p>

--- a/review/F8-修订稿v12-再压缩版.docx
+++ b/review/F8-修订稿v12-再压缩版.docx
@@ -12786,7 +12786,7 @@
           <w:sz w:val="20"/>
           <w:szCs w:val="20"/>
         </w:rPr>
-        <w:t>以习近平生态文明思想为视域[J].中国藏学,2021(4):4-29.</w:t>
+        <w:t>以习近平生态文明思想为视域[J].中国藏学,2021(4):29-35.</w:t>
       </w:r>
     </w:p>
     <w:p>
@@ -13065,7 +13065,7 @@
           <w:sz w:val="20"/>
           <w:szCs w:val="20"/>
         </w:rPr>
-        <w:t>[23] 郑应友,侯霞.基于Bibliometrix的西藏生态经济领域研究现状、热点探析与趋势展望(1984—2022)[J].西藏研究,2024(2):144-154.</w:t>
+        <w:t>[23] 郑应友,侯霞.基于Bibliometrix的西藏生态经济领域研究现状、热点探析与趋势展望(1984—2022)[J].西藏研究,2024(2):144-154,160.</w:t>
       </w:r>
     </w:p>
     <w:p>
